--- a/docs/OrderList_API_Dokumani.docx
+++ b/docs/OrderList_API_Dokumani.docx
@@ -847,7 +847,7 @@
                 <w:sz w:val="17"/>
                 <w:szCs w:val="17"/>
               </w:rPr>
-              <w:t xml:space="preserve">Sipariş No veya Fatura No alanlarından biriyle birebir eşleşen kayıtları filtreler. Gönderilmezse tüm siparişler listelenir.</w:t>
+              <w:t xml:space="preserve">Sipariş No veya Fatura Belge No (S_BELGENO) alanlarından biriyle birebir eşleşen kayıtları filtreler. Gönderilmezse tüm siparişler listelenir.</w:t>
             </w:r>
           </w:p>
         </w:tc>
@@ -901,7 +901,7 @@
                 <w:sz w:val="18"/>
                 <w:szCs w:val="18"/>
               </w:rPr>
-              <w:t xml:space="preserve">ℹ️  orderNumber gönderilirse, [Sipariş No] veya [Fatura No] alanlarından biriyle birebir eşleşen kayıtlar listelenir. Gönderilmezse, iptal edilmemiş tüm siparişlerin en güncel 100 kaydı döner.</w:t>
+              <w:t xml:space="preserve">ℹ️  orderNumber gönderilirse, [Sipariş No] veya [S_BELGENO] (Fatura Belge No) alanlarından biriyle birebir eşleşen kayıtlar listelenir. Gönderilmezse, iptal edilmemiş tüm siparişlerin en güncel 100 kaydı döner. Yanıttaki OrderNumber alanı, sipariş numarası boşsa otomatik olarak fatura belge numarasına düşer; InvoiceNumer alanı ise her zaman ham S_BELGENO değerini taşır.</w:t>
             </w:r>
           </w:p>
         </w:tc>
@@ -1097,6 +1097,20 @@
                 <w:sz w:val="17"/>
                 <w:szCs w:val="17"/>
               </w:rPr>
+              <w:t xml:space="preserve">      "invoiceNumer": "FTR-2026-00001",</w:t>
+            </w:r>
+          </w:p>
+          <w:p>
+            <w:pPr>
+              <w:spacing w:after="36" w:before="36"/>
+            </w:pPr>
+            <w:r>
+              <w:rPr>
+                <w:rFonts w:ascii="Courier New" w:cs="Courier New" w:eastAsia="Courier New" w:hAnsi="Courier New"/>
+                <w:color w:val="1A252F"/>
+                <w:sz w:val="17"/>
+                <w:szCs w:val="17"/>
+              </w:rPr>
               <w:t xml:space="preserve">      "customer": "Ahmet Yilmaz",</w:t>
             </w:r>
           </w:p>
@@ -2835,7 +2849,7 @@
                 <w:sz w:val="17"/>
                 <w:szCs w:val="17"/>
               </w:rPr>
-              <w:t xml:space="preserve">İşlem ID (islemID).</w:t>
+              <w:t xml:space="preserve">İşlem ID (SATIS_ID).</w:t>
             </w:r>
           </w:p>
         </w:tc>
@@ -2983,7 +2997,155 @@
                 <w:sz w:val="17"/>
                 <w:szCs w:val="17"/>
               </w:rPr>
-              <w:t xml:space="preserve">Sipariş numarası (Sipariş No).</w:t>
+              <w:t xml:space="preserve">Sipariş numarası. Sipariş No boşsa otomatik olarak Fatura Belge No (S_BELGENO) değerine düşer.</w:t>
+            </w:r>
+          </w:p>
+        </w:tc>
+      </w:tr>
+      <w:tr>
+        <w:tc>
+          <w:tcPr>
+            <w:tcW w:type="dxa" w:w="2200"/>
+            <w:tcBorders>
+              <w:top w:val="single" w:color="CCCCCC" w:sz="1"/>
+              <w:left w:val="single" w:color="CCCCCC" w:sz="1"/>
+              <w:bottom w:val="single" w:color="CCCCCC" w:sz="1"/>
+              <w:right w:val="single" w:color="CCCCCC" w:sz="1"/>
+            </w:tcBorders>
+            <w:shd w:fill="FFFFFF" w:color="auto" w:val="clear"/>
+            <w:tcMar>
+              <w:top w:type="dxa" w:w="60"/>
+              <w:left w:type="dxa" w:w="120"/>
+              <w:bottom w:type="dxa" w:w="60"/>
+              <w:right w:type="dxa" w:w="120"/>
+            </w:tcMar>
+            <w:vAlign w:val="center"/>
+          </w:tcPr>
+          <w:p>
+            <w:pPr>
+              <w:jc w:val="left"/>
+            </w:pPr>
+            <w:r>
+              <w:rPr>
+                <w:rFonts w:ascii="Courier New" w:cs="Courier New" w:eastAsia="Courier New" w:hAnsi="Courier New"/>
+                <w:b w:val="false"/>
+                <w:bCs w:val="false"/>
+                <w:i w:val="false"/>
+                <w:iCs w:val="false"/>
+                <w:color w:val="2E86C1"/>
+                <w:sz w:val="17"/>
+                <w:szCs w:val="17"/>
+              </w:rPr>
+              <w:t xml:space="preserve">InvoiceNumer</w:t>
+            </w:r>
+          </w:p>
+        </w:tc>
+        <w:tc>
+          <w:tcPr>
+            <w:tcW w:type="dxa" w:w="1900"/>
+            <w:tcBorders>
+              <w:top w:val="single" w:color="CCCCCC" w:sz="1"/>
+              <w:left w:val="single" w:color="CCCCCC" w:sz="1"/>
+              <w:bottom w:val="single" w:color="CCCCCC" w:sz="1"/>
+              <w:right w:val="single" w:color="CCCCCC" w:sz="1"/>
+            </w:tcBorders>
+            <w:shd w:fill="FFFFFF" w:color="auto" w:val="clear"/>
+            <w:tcMar>
+              <w:top w:type="dxa" w:w="60"/>
+              <w:left w:type="dxa" w:w="120"/>
+              <w:bottom w:type="dxa" w:w="60"/>
+              <w:right w:type="dxa" w:w="120"/>
+            </w:tcMar>
+            <w:vAlign w:val="center"/>
+          </w:tcPr>
+          <w:p>
+            <w:pPr>
+              <w:jc w:val="left"/>
+            </w:pPr>
+            <w:r>
+              <w:rPr>
+                <w:rFonts w:ascii="Courier New" w:cs="Courier New" w:eastAsia="Courier New" w:hAnsi="Courier New"/>
+                <w:b w:val="false"/>
+                <w:bCs w:val="false"/>
+                <w:i w:val="false"/>
+                <w:iCs w:val="false"/>
+                <w:color w:val="1A252F"/>
+                <w:sz w:val="17"/>
+                <w:szCs w:val="17"/>
+              </w:rPr>
+              <w:t xml:space="preserve">string</w:t>
+            </w:r>
+          </w:p>
+        </w:tc>
+        <w:tc>
+          <w:tcPr>
+            <w:tcW w:type="dxa" w:w="900"/>
+            <w:tcBorders>
+              <w:top w:val="single" w:color="CCCCCC" w:sz="1"/>
+              <w:left w:val="single" w:color="CCCCCC" w:sz="1"/>
+              <w:bottom w:val="single" w:color="CCCCCC" w:sz="1"/>
+              <w:right w:val="single" w:color="CCCCCC" w:sz="1"/>
+            </w:tcBorders>
+            <w:shd w:fill="FFFFFF" w:color="auto" w:val="clear"/>
+            <w:tcMar>
+              <w:top w:type="dxa" w:w="60"/>
+              <w:left w:type="dxa" w:w="120"/>
+              <w:bottom w:type="dxa" w:w="60"/>
+              <w:right w:type="dxa" w:w="120"/>
+            </w:tcMar>
+            <w:vAlign w:val="center"/>
+          </w:tcPr>
+          <w:p>
+            <w:pPr>
+              <w:jc w:val="left"/>
+            </w:pPr>
+            <w:r>
+              <w:rPr>
+                <w:b w:val="false"/>
+                <w:bCs w:val="false"/>
+                <w:i w:val="false"/>
+                <w:iCs w:val="false"/>
+                <w:color w:val="1A252F"/>
+                <w:sz w:val="17"/>
+                <w:szCs w:val="17"/>
+              </w:rPr>
+              <w:t xml:space="preserve">—</w:t>
+            </w:r>
+          </w:p>
+        </w:tc>
+        <w:tc>
+          <w:tcPr>
+            <w:tcW w:type="dxa" w:w="4360"/>
+            <w:tcBorders>
+              <w:top w:val="single" w:color="CCCCCC" w:sz="1"/>
+              <w:left w:val="single" w:color="CCCCCC" w:sz="1"/>
+              <w:bottom w:val="single" w:color="CCCCCC" w:sz="1"/>
+              <w:right w:val="single" w:color="CCCCCC" w:sz="1"/>
+            </w:tcBorders>
+            <w:shd w:fill="FFFFFF" w:color="auto" w:val="clear"/>
+            <w:tcMar>
+              <w:top w:type="dxa" w:w="60"/>
+              <w:left w:type="dxa" w:w="120"/>
+              <w:bottom w:type="dxa" w:w="60"/>
+              <w:right w:type="dxa" w:w="120"/>
+            </w:tcMar>
+            <w:vAlign w:val="center"/>
+          </w:tcPr>
+          <w:p>
+            <w:pPr>
+              <w:jc w:val="left"/>
+            </w:pPr>
+            <w:r>
+              <w:rPr>
+                <w:b w:val="false"/>
+                <w:bCs w:val="false"/>
+                <w:i w:val="false"/>
+                <w:iCs w:val="false"/>
+                <w:color w:val="1A252F"/>
+                <w:sz w:val="17"/>
+                <w:szCs w:val="17"/>
+              </w:rPr>
+              <w:t xml:space="preserve">Fatura belge numarası (S_BELGENO). Alan adındaki yazım (“Numer”) API'de olduğu gibi korunmuştur.</w:t>
             </w:r>
           </w:p>
         </w:tc>
